--- a/SC traffic analysis&Crop weed detection_Palavalasa Kusuma_USC_UCT.docx
+++ b/SC traffic analysis&Crop weed detection_Palavalasa Kusuma_USC_UCT.docx
@@ -1188,6 +1188,12 @@
             <w:noProof/>
             <w:webHidden/>
           </w:rPr>
+        </w:r>
+        <w:r>
+          <w:rPr>
+            <w:noProof/>
+            <w:webHidden/>
+          </w:rPr>
           <w:fldChar w:fldCharType="separate"/>
         </w:r>
         <w:r>
@@ -1268,6 +1274,12 @@
             <w:noProof/>
             <w:webHidden/>
           </w:rPr>
+        </w:r>
+        <w:r>
+          <w:rPr>
+            <w:noProof/>
+            <w:webHidden/>
+          </w:rPr>
           <w:fldChar w:fldCharType="separate"/>
         </w:r>
         <w:r>
@@ -1342,6 +1354,12 @@
             <w:webHidden/>
           </w:rPr>
           <w:instrText xml:space="preserve"> PAGEREF _Toc139702818 \h </w:instrText>
+        </w:r>
+        <w:r>
+          <w:rPr>
+            <w:noProof/>
+            <w:webHidden/>
+          </w:rPr>
         </w:r>
         <w:r>
           <w:rPr>
@@ -2298,12 +2316,12 @@
         </w:numPr>
       </w:pPr>
       <w:r>
+        <w:lastRenderedPageBreak/>
         <w:t>It supports both cloud and on-premises deployments.</w:t>
       </w:r>
     </w:p>
     <w:p>
       <w:r>
-        <w:lastRenderedPageBreak/>
         <w:t>It has features to</w:t>
       </w:r>
       <w:r>
@@ -2341,6 +2359,7 @@
         <w:rPr>
           <w:noProof/>
         </w:rPr>
+        <w:lastRenderedPageBreak/>
         <w:drawing>
           <wp:inline distT="0" distB="0" distL="0" distR="0" wp14:anchorId="76CA8A42" wp14:editId="4259BC55">
             <wp:extent cx="5410200" cy="2961136"/>
@@ -2561,6 +2580,7 @@
     </w:p>
     <w:p>
       <w:r>
+        <w:lastRenderedPageBreak/>
         <w:t>Factory watch is a platform for smart factory needs.</w:t>
       </w:r>
     </w:p>
@@ -2765,7 +2785,6 @@
         <w:rPr>
           <w:noProof/>
         </w:rPr>
-        <w:lastRenderedPageBreak/>
         <w:drawing>
           <wp:inline distT="0" distB="0" distL="0" distR="0" wp14:anchorId="2F784D4D" wp14:editId="7ECA7CB8">
             <wp:extent cx="1626075" cy="578485"/>
@@ -3095,7 +3114,6 @@
         <w:rPr>
           <w:noProof/>
         </w:rPr>
-        <w:lastRenderedPageBreak/>
         <mc:AlternateContent>
           <mc:Choice Requires="wps">
             <w:drawing>
@@ -3193,7 +3211,7 @@
         <mc:AlternateContent>
           <mc:Choice Requires="wps">
             <w:drawing>
-              <wp:anchor distT="0" distB="0" distL="114300" distR="114300" simplePos="0" relativeHeight="251654656" behindDoc="0" locked="0" layoutInCell="1" allowOverlap="1" wp14:anchorId="77D0C66B" wp14:editId="3754E159">
+              <wp:anchor distT="0" distB="0" distL="114300" distR="114300" simplePos="0" relativeHeight="251654656" behindDoc="0" locked="0" layoutInCell="1" allowOverlap="1" wp14:anchorId="77D0C66B" wp14:editId="75AD6FD8">
                 <wp:simplePos x="0" y="0"/>
                 <wp:positionH relativeFrom="column">
                   <wp:posOffset>3061970</wp:posOffset>
@@ -3276,7 +3294,7 @@
           <w:noProof/>
         </w:rPr>
         <w:drawing>
-          <wp:anchor distT="0" distB="0" distL="114300" distR="114300" simplePos="0" relativeHeight="251656192" behindDoc="0" locked="0" layoutInCell="1" allowOverlap="1" wp14:anchorId="77193D01" wp14:editId="1E464574">
+          <wp:anchor distT="0" distB="0" distL="114300" distR="114300" simplePos="0" relativeHeight="251656192" behindDoc="0" locked="0" layoutInCell="1" allowOverlap="1" wp14:anchorId="77193D01" wp14:editId="7DBD9704">
             <wp:simplePos x="0" y="0"/>
             <wp:positionH relativeFrom="column">
               <wp:posOffset>3066602</wp:posOffset>
@@ -4626,7 +4644,6 @@
         <w:rPr>
           <w:lang w:val="en-US"/>
         </w:rPr>
-        <w:lastRenderedPageBreak/>
         <w:t>The IoT Academy</w:t>
       </w:r>
     </w:p>
@@ -4843,10 +4860,7 @@
         <w:t>[2]</w:t>
       </w:r>
       <w:r>
-        <w:t xml:space="preserve"> </w:t>
-      </w:r>
-      <w:r>
-        <w:t xml:space="preserve">Chen, T. &amp; </w:t>
+        <w:t xml:space="preserve"> Chen, T. &amp; </w:t>
       </w:r>
       <w:proofErr w:type="spellStart"/>
       <w:r>
@@ -5023,6 +5037,7 @@
               <w:rPr>
                 <w:color w:val="000000"/>
               </w:rPr>
+              <w:lastRenderedPageBreak/>
               <w:t>Calendar features</w:t>
             </w:r>
           </w:p>
@@ -5127,14 +5142,7 @@
               <w:rPr>
                 <w:color w:val="000000"/>
               </w:rPr>
-              <w:t xml:space="preserve">Feature </w:t>
-            </w:r>
-            <w:r>
-              <w:rPr>
-                <w:color w:val="000000"/>
-              </w:rPr>
-              <w:lastRenderedPageBreak/>
-              <w:t>engineering</w:t>
+              <w:t>Feature engineering</w:t>
             </w:r>
           </w:p>
         </w:tc>
@@ -5154,15 +5162,7 @@
               <w:rPr>
                 <w:color w:val="000000"/>
               </w:rPr>
-              <w:lastRenderedPageBreak/>
-              <w:t xml:space="preserve">The process of turning raw data (a timestamp + a vehicle count) into the richer set of </w:t>
-            </w:r>
-            <w:r>
-              <w:rPr>
-                <w:color w:val="000000"/>
-              </w:rPr>
-              <w:lastRenderedPageBreak/>
-              <w:t>inputs a model can actually learn from (lags, rolling stats, calendar flags, trend).</w:t>
+              <w:t>The process of turning raw data (a timestamp + a vehicle count) into the richer set of inputs a model can actually learn from (lags, rolling stats, calendar flags, trend).</w:t>
             </w:r>
           </w:p>
         </w:tc>
@@ -5187,7 +5187,6 @@
               <w:rPr>
                 <w:color w:val="000000"/>
               </w:rPr>
-              <w:lastRenderedPageBreak/>
               <w:t>Gradient boosting</w:t>
             </w:r>
           </w:p>
@@ -5968,6 +5967,7 @@
         <w:rPr>
           <w:lang w:val="en-IN"/>
         </w:rPr>
+        <w:lastRenderedPageBreak/>
         <w:t>Calendar features (hour, day-of-week, holiday flag, cyclical encodings)</w:t>
       </w:r>
     </w:p>
@@ -5985,7 +5985,6 @@
         <w:rPr>
           <w:lang w:val="en-IN"/>
         </w:rPr>
-        <w:lastRenderedPageBreak/>
         <w:t xml:space="preserve">An explicit </w:t>
       </w:r>
       <w:r>
@@ -6211,19 +6210,7 @@
           <w:rPr>
             <w:rStyle w:val="Hyperlink"/>
           </w:rPr>
-          <w:t>/Crop and Weed Detection at main · Kus</w:t>
-        </w:r>
-        <w:r>
-          <w:rPr>
-            <w:rStyle w:val="Hyperlink"/>
-          </w:rPr>
-          <w:t>u</w:t>
-        </w:r>
-        <w:r>
-          <w:rPr>
-            <w:rStyle w:val="Hyperlink"/>
-          </w:rPr>
-          <w:t>ma-97/</w:t>
+          <w:t>/Crop and Weed Detection at main · Kusuma-97/</w:t>
         </w:r>
         <w:proofErr w:type="spellStart"/>
         <w:r>
@@ -6344,21 +6331,7 @@
             <w:rStyle w:val="Hyperlink"/>
             <w:lang w:val="en-US"/>
           </w:rPr>
-          <w:t xml:space="preserve"> Kusuma_USC_UCT.pdf at main · Kusu</w:t>
-        </w:r>
-        <w:r>
-          <w:rPr>
-            <w:rStyle w:val="Hyperlink"/>
-            <w:lang w:val="en-US"/>
-          </w:rPr>
-          <w:t>m</w:t>
-        </w:r>
-        <w:r>
-          <w:rPr>
-            <w:rStyle w:val="Hyperlink"/>
-            <w:lang w:val="en-US"/>
-          </w:rPr>
-          <w:t>a-97/</w:t>
+          <w:t xml:space="preserve"> Kusuma_USC_UCT.pdf at main · Kusuma-97/</w:t>
         </w:r>
         <w:proofErr w:type="spellStart"/>
         <w:r>
@@ -7726,6 +7699,10 @@
       <w:r>
         <w:br w:type="page"/>
       </w:r>
+      <w:r>
+        <w:lastRenderedPageBreak/>
+        <w:t>.</w:t>
+      </w:r>
     </w:p>
     <w:p>
       <w:pPr>
@@ -7736,7 +7713,6 @@
       </w:pPr>
       <w:bookmarkStart w:id="20" w:name="_Toc139702824"/>
       <w:r>
-        <w:lastRenderedPageBreak/>
         <w:t>Future work scope</w:t>
       </w:r>
       <w:bookmarkEnd w:id="20"/>
@@ -7976,6 +7952,13 @@
           <w:sz w:val="24"/>
           <w:szCs w:val="24"/>
         </w:rPr>
+      </w:r>
+      <w:r>
+        <w:rPr>
+          <w:rFonts w:ascii="Calibri" w:hAnsi="Calibri" w:cs="Calibri"/>
+          <w:sz w:val="24"/>
+          <w:szCs w:val="24"/>
+        </w:rPr>
         <w:fldChar w:fldCharType="separate"/>
       </w:r>
     </w:p>
@@ -8148,58 +8131,6 @@
         <w:rPr>
           <w:rFonts w:ascii="Times New Roman" w:eastAsia="Times New Roman" w:hAnsi="Times New Roman" w:cs="Times New Roman"/>
           <w:color w:val="222222"/>
-          <w:sz w:val="24"/>
-          <w:szCs w:val="24"/>
-        </w:rPr>
-      </w:pPr>
-    </w:p>
-    <w:p>
-      <w:pPr>
-        <w:autoSpaceDE w:val="0"/>
-        <w:autoSpaceDN w:val="0"/>
-        <w:adjustRightInd w:val="0"/>
-        <w:spacing w:after="0" w:line="240" w:lineRule="auto"/>
-        <w:rPr>
-          <w:rFonts w:ascii="Calibri" w:hAnsi="Calibri" w:cs="Calibri"/>
-          <w:sz w:val="24"/>
-          <w:szCs w:val="24"/>
-        </w:rPr>
-      </w:pPr>
-    </w:p>
-    <w:p>
-      <w:pPr>
-        <w:autoSpaceDE w:val="0"/>
-        <w:autoSpaceDN w:val="0"/>
-        <w:adjustRightInd w:val="0"/>
-        <w:spacing w:after="0" w:line="240" w:lineRule="auto"/>
-        <w:rPr>
-          <w:rFonts w:ascii="Calibri" w:hAnsi="Calibri" w:cs="Calibri"/>
-          <w:sz w:val="24"/>
-          <w:szCs w:val="24"/>
-        </w:rPr>
-      </w:pPr>
-    </w:p>
-    <w:p>
-      <w:pPr>
-        <w:autoSpaceDE w:val="0"/>
-        <w:autoSpaceDN w:val="0"/>
-        <w:adjustRightInd w:val="0"/>
-        <w:spacing w:after="0" w:line="240" w:lineRule="auto"/>
-        <w:rPr>
-          <w:rFonts w:ascii="Calibri" w:hAnsi="Calibri" w:cs="Calibri"/>
-          <w:sz w:val="24"/>
-          <w:szCs w:val="24"/>
-        </w:rPr>
-      </w:pPr>
-    </w:p>
-    <w:p>
-      <w:pPr>
-        <w:autoSpaceDE w:val="0"/>
-        <w:autoSpaceDN w:val="0"/>
-        <w:adjustRightInd w:val="0"/>
-        <w:spacing w:after="0" w:line="240" w:lineRule="auto"/>
-        <w:rPr>
-          <w:rFonts w:ascii="Calibri" w:hAnsi="Calibri" w:cs="Calibri"/>
           <w:sz w:val="24"/>
           <w:szCs w:val="24"/>
         </w:rPr>
@@ -8516,18 +8447,125 @@
       <w:tab/>
     </w:r>
     <w:r>
-      <w:t>[</w:t>
+      <w:rPr>
+        <w:noProof/>
+      </w:rPr>
+      <w:drawing>
+        <wp:inline distT="0" distB="0" distL="0" distR="0" wp14:anchorId="6C563C32" wp14:editId="7E6031AA">
+          <wp:extent cx="1962150" cy="1066800"/>
+          <wp:effectExtent l="0" t="0" r="0" b="0"/>
+          <wp:docPr id="151623021" name="Picture 16"/>
+          <wp:cNvGraphicFramePr>
+            <a:graphicFrameLocks xmlns:a="http://schemas.openxmlformats.org/drawingml/2006/main" noChangeAspect="1"/>
+          </wp:cNvGraphicFramePr>
+          <a:graphic xmlns:a="http://schemas.openxmlformats.org/drawingml/2006/main">
+            <a:graphicData uri="http://schemas.openxmlformats.org/drawingml/2006/picture">
+              <pic:pic xmlns:pic="http://schemas.openxmlformats.org/drawingml/2006/picture">
+                <pic:nvPicPr>
+                  <pic:cNvPr id="0" name="Picture 2"/>
+                  <pic:cNvPicPr>
+                    <a:picLocks noChangeAspect="1" noChangeArrowheads="1"/>
+                  </pic:cNvPicPr>
+                </pic:nvPicPr>
+                <pic:blipFill>
+                  <a:blip r:embed="rId2">
+                    <a:extLst>
+                      <a:ext uri="{28A0092B-C50C-407E-A947-70E740481C1C}">
+                        <a14:useLocalDpi xmlns:a14="http://schemas.microsoft.com/office/drawing/2010/main" val="0"/>
+                      </a:ext>
+                    </a:extLst>
+                  </a:blip>
+                  <a:srcRect/>
+                  <a:stretch>
+                    <a:fillRect/>
+                  </a:stretch>
+                </pic:blipFill>
+                <pic:spPr bwMode="auto">
+                  <a:xfrm>
+                    <a:off x="0" y="0"/>
+                    <a:ext cx="1962150" cy="1066800"/>
+                  </a:xfrm>
+                  <a:prstGeom prst="rect">
+                    <a:avLst/>
+                  </a:prstGeom>
+                  <a:noFill/>
+                </pic:spPr>
+              </pic:pic>
+            </a:graphicData>
+          </a:graphic>
+        </wp:inline>
+      </w:drawing>
     </w:r>
     <w:r>
-      <w:t xml:space="preserve">Your </w:t>
-    </w:r>
-    <w:proofErr w:type="gramStart"/>
-    <w:r>
-      <w:t>College</w:t>
-    </w:r>
-    <w:proofErr w:type="gramEnd"/>
-    <w:r>
-      <w:t xml:space="preserve"> Logo]</w:t>
+      <w:rPr>
+        <w:noProof/>
+      </w:rPr>
+      <mc:AlternateContent>
+        <mc:Choice Requires="wps">
+          <w:drawing>
+            <wp:inline distT="0" distB="0" distL="0" distR="0" wp14:anchorId="5ABFED8C" wp14:editId="36578562">
+              <wp:extent cx="304800" cy="304800"/>
+              <wp:effectExtent l="0" t="0" r="0" b="0"/>
+              <wp:docPr id="1775910986" name="Rectangle 15" descr="See related image detail. Rishi M.S. Institute of Engineering &amp; Technology for Women, Hyderabad ..."/>
+              <wp:cNvGraphicFramePr>
+                <a:graphicFrameLocks xmlns:a="http://schemas.openxmlformats.org/drawingml/2006/main" noChangeAspect="1"/>
+              </wp:cNvGraphicFramePr>
+              <a:graphic xmlns:a="http://schemas.openxmlformats.org/drawingml/2006/main">
+                <a:graphicData uri="http://schemas.microsoft.com/office/word/2010/wordprocessingShape">
+                  <wps:wsp>
+                    <wps:cNvSpPr>
+                      <a:spLocks noChangeAspect="1" noChangeArrowheads="1"/>
+                    </wps:cNvSpPr>
+                    <wps:spPr bwMode="auto">
+                      <a:xfrm>
+                        <a:off x="0" y="0"/>
+                        <a:ext cx="304800" cy="304800"/>
+                      </a:xfrm>
+                      <a:prstGeom prst="rect">
+                        <a:avLst/>
+                      </a:prstGeom>
+                      <a:noFill/>
+                      <a:ln>
+                        <a:noFill/>
+                      </a:ln>
+                      <a:extLst>
+                        <a:ext uri="{909E8E84-426E-40DD-AFC4-6F175D3DCCD1}">
+                          <a14:hiddenFill xmlns:a14="http://schemas.microsoft.com/office/drawing/2010/main">
+                            <a:solidFill>
+                              <a:srgbClr val="FFFFFF"/>
+                            </a:solidFill>
+                          </a14:hiddenFill>
+                        </a:ext>
+                        <a:ext uri="{91240B29-F687-4F45-9708-019B960494DF}">
+                          <a14:hiddenLine xmlns:a14="http://schemas.microsoft.com/office/drawing/2010/main" w="9525">
+                            <a:solidFill>
+                              <a:srgbClr val="000000"/>
+                            </a:solidFill>
+                            <a:miter lim="800000"/>
+                            <a:headEnd/>
+                            <a:tailEnd/>
+                          </a14:hiddenLine>
+                        </a:ext>
+                      </a:extLst>
+                    </wps:spPr>
+                    <wps:bodyPr rot="0" vert="horz" wrap="square" lIns="91440" tIns="45720" rIns="91440" bIns="45720" anchor="t" anchorCtr="0" upright="1">
+                      <a:noAutofit/>
+                    </wps:bodyPr>
+                  </wps:wsp>
+                </a:graphicData>
+              </a:graphic>
+            </wp:inline>
+          </w:drawing>
+        </mc:Choice>
+        <mc:Fallback>
+          <w:pict>
+            <v:rect w14:anchorId="1F57B003" id="Rectangle 15" o:spid="_x0000_s1026" alt="See related image detail. Rishi M.S. Institute of Engineering &amp; Technology for Women, Hyderabad ..." style="width:24pt;height:24pt;visibility:visible;mso-wrap-style:square;mso-left-percent:-10001;mso-top-percent:-10001;mso-position-horizontal:absolute;mso-position-horizontal-relative:char;mso-position-vertical:absolute;mso-position-vertical-relative:line;mso-left-percent:-10001;mso-top-percent:-10001;v-text-anchor:top" o:gfxdata="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" filled="f" stroked="f">
+              <o:lock v:ext="edit" aspectratio="t"/>
+              <w10:anchorlock/>
+            </v:rect>
+          </w:pict>
+        </mc:Fallback>
+      </mc:AlternateContent>
     </w:r>
     <w:r>
       <w:tab/>
@@ -8554,7 +8592,7 @@
                   </pic:cNvPicPr>
                 </pic:nvPicPr>
                 <pic:blipFill>
-                  <a:blip r:embed="rId2">
+                  <a:blip r:embed="rId3">
                     <a:extLst>
                       <a:ext uri="{28A0092B-C50C-407E-A947-70E740481C1C}">
                         <a14:useLocalDpi xmlns:a14="http://schemas.microsoft.com/office/drawing/2010/main" val="0"/>
@@ -13013,6 +13051,7 @@
   <w:style w:type="character" w:default="1" w:styleId="DefaultParagraphFont">
     <w:name w:val="Default Paragraph Font"/>
     <w:uiPriority w:val="1"/>
+    <w:semiHidden/>
     <w:unhideWhenUsed/>
   </w:style>
   <w:style w:type="table" w:default="1" w:styleId="TableNormal">
